--- a/PSR4(V2) Functional Specs.docx
+++ b/PSR4(V2) Functional Specs.docx
@@ -143,7 +143,6 @@
           <w:szCs w:val="56"/>
         </w:rPr>
       </w:pPr>
-      <w:proofErr w:type="gramStart"/>
       <w:r>
         <w:rPr>
           <w:rFonts w:cstheme="minorHAnsi"/>
@@ -162,18 +161,7 @@
           <w:sz w:val="56"/>
           <w:szCs w:val="56"/>
         </w:rPr>
-        <w:t>,</w:t>
-      </w:r>
-      <w:proofErr w:type="gramEnd"/>
-      <w:r>
-        <w:rPr>
-          <w:rFonts w:cstheme="minorHAnsi"/>
-          <w:b/>
-          <w:bCs/>
-          <w:sz w:val="56"/>
-          <w:szCs w:val="56"/>
-        </w:rPr>
-        <w:t xml:space="preserve"> </w:t>
+        <w:t xml:space="preserve">, </w:t>
       </w:r>
       <w:r>
         <w:rPr>
@@ -282,15 +270,7 @@
         <w:t>)</w:t>
       </w:r>
       <w:r>
-        <w:t xml:space="preserve"> from the paper check population. The model is an </w:t>
-      </w:r>
-      <w:proofErr w:type="spellStart"/>
-      <w:r>
-        <w:t>XGBoost</w:t>
-      </w:r>
-      <w:proofErr w:type="spellEnd"/>
-      <w:r>
-        <w:t xml:space="preserve"> model that predicts the likelihood of a provider opting in to </w:t>
+        <w:t xml:space="preserve"> from the paper check population. The model is an XGBoost model that predicts the likelihood of a provider opting in to </w:t>
       </w:r>
       <w:r>
         <w:t>ZAPP Edge (</w:t>
@@ -384,11 +364,9 @@
             <w:tcW w:w="6168" w:type="dxa"/>
           </w:tcPr>
           <w:p>
-            <w:proofErr w:type="spellStart"/>
             <w:r>
               <w:t>XGBClassifier</w:t>
             </w:r>
-            <w:proofErr w:type="spellEnd"/>
           </w:p>
         </w:tc>
       </w:tr>
@@ -411,11 +389,9 @@
             <w:tcW w:w="6168" w:type="dxa"/>
           </w:tcPr>
           <w:p>
-            <w:proofErr w:type="spellStart"/>
             <w:r>
               <w:t>sklearn</w:t>
             </w:r>
-            <w:proofErr w:type="spellEnd"/>
           </w:p>
         </w:tc>
       </w:tr>
@@ -1446,27 +1422,7 @@
                 <w:kern w:val="0"/>
                 <w14:ligatures w14:val="none"/>
               </w:rPr>
-              <w:t xml:space="preserve">The number of disposition </w:t>
-            </w:r>
-            <w:proofErr w:type="gramStart"/>
-            <w:r>
-              <w:rPr>
-                <w:rFonts w:ascii="Aptos Narrow" w:eastAsia="Times New Roman" w:hAnsi="Aptos Narrow" w:cs="Times New Roman"/>
-                <w:color w:val="000000"/>
-                <w:kern w:val="0"/>
-                <w14:ligatures w14:val="none"/>
-              </w:rPr>
-              <w:t>phone</w:t>
-            </w:r>
-            <w:proofErr w:type="gramEnd"/>
-            <w:r>
-              <w:rPr>
-                <w:rFonts w:ascii="Aptos Narrow" w:eastAsia="Times New Roman" w:hAnsi="Aptos Narrow" w:cs="Times New Roman"/>
-                <w:color w:val="000000"/>
-                <w:kern w:val="0"/>
-                <w14:ligatures w14:val="none"/>
-              </w:rPr>
-              <w:t xml:space="preserve"> counts in the last 60 days of the observation period</w:t>
+              <w:t>The number of disposition phone counts in the last 60 days of the observation period</w:t>
             </w:r>
           </w:p>
           <w:p>
@@ -2560,7 +2516,13 @@
     </w:p>
     <w:p>
       <w:r>
-        <w:t>The model output schema contains the new columns below:</w:t>
+        <w:t xml:space="preserve">The model output schema contains the new columns </w:t>
+      </w:r>
+      <w:r>
+        <w:t>apart from the columns from the source table</w:t>
+      </w:r>
+      <w:r>
+        <w:t>:</w:t>
       </w:r>
     </w:p>
     <w:tbl>
@@ -2640,13 +2602,27 @@
         </w:tc>
       </w:tr>
       <w:tr>
+        <w:trPr>
+          <w:trHeight w:val="297"/>
+        </w:trPr>
         <w:tc>
           <w:tcPr>
             <w:tcW w:w="4173" w:type="dxa"/>
-          </w:tcPr>
-          <w:p>
-            <w:r>
-              <w:t>MODEL_NAME</w:t>
+            <w:hideMark/>
+          </w:tcPr>
+          <w:p>
+            <w:pPr>
+              <w:rPr>
+                <w:rFonts w:ascii="Aptos Narrow" w:hAnsi="Aptos Narrow"/>
+                <w:color w:val="000000"/>
+              </w:rPr>
+            </w:pPr>
+            <w:r>
+              <w:rPr>
+                <w:rFonts w:ascii="Aptos Narrow" w:hAnsi="Aptos Narrow"/>
+                <w:color w:val="000000"/>
+              </w:rPr>
+              <w:t>OPT_IN_PROBABILITY</w:t>
             </w:r>
           </w:p>
         </w:tc>
@@ -2656,49 +2632,21 @@
           </w:tcPr>
           <w:p>
             <w:r>
-              <w:t>STRING</w:t>
+              <w:t>FLOAT</w:t>
             </w:r>
           </w:p>
         </w:tc>
         <w:tc>
           <w:tcPr>
             <w:tcW w:w="4288" w:type="dxa"/>
-          </w:tcPr>
-          <w:p>
-            <w:r>
-              <w:t>Model name</w:t>
-            </w:r>
-          </w:p>
-        </w:tc>
-      </w:tr>
-      <w:tr>
-        <w:tc>
-          <w:tcPr>
-            <w:tcW w:w="4173" w:type="dxa"/>
-          </w:tcPr>
-          <w:p>
-            <w:r>
-              <w:t>MODEL_VERSION</w:t>
-            </w:r>
-          </w:p>
-        </w:tc>
-        <w:tc>
-          <w:tcPr>
-            <w:tcW w:w="1164" w:type="dxa"/>
-          </w:tcPr>
-          <w:p>
-            <w:r>
-              <w:t>STRING</w:t>
-            </w:r>
-          </w:p>
-        </w:tc>
-        <w:tc>
-          <w:tcPr>
-            <w:tcW w:w="4288" w:type="dxa"/>
-          </w:tcPr>
-          <w:p>
-            <w:r>
-              <w:t>Model version</w:t>
+            <w:hideMark/>
+          </w:tcPr>
+          <w:p>
+            <w:r>
+              <w:t xml:space="preserve">The probability that the provider will </w:t>
+            </w:r>
+            <w:r>
+              <w:t>opt-in</w:t>
             </w:r>
           </w:p>
         </w:tc>
@@ -2710,21 +2658,13 @@
         <w:tc>
           <w:tcPr>
             <w:tcW w:w="4173" w:type="dxa"/>
-            <w:hideMark/>
-          </w:tcPr>
-          <w:p>
-            <w:pPr>
-              <w:rPr>
-                <w:rFonts w:ascii="Aptos Narrow" w:hAnsi="Aptos Narrow"/>
-                <w:color w:val="000000"/>
-              </w:rPr>
-            </w:pPr>
-            <w:r>
-              <w:rPr>
-                <w:rFonts w:ascii="Aptos Narrow" w:hAnsi="Aptos Narrow"/>
-                <w:color w:val="000000"/>
-              </w:rPr>
-              <w:t>OPT_IN_PROBABILITY</w:t>
+          </w:tcPr>
+          <w:p>
+            <w:r>
+              <w:t>OPT_IN</w:t>
+            </w:r>
+            <w:r>
+              <w:t>_CATEGORY</w:t>
             </w:r>
           </w:p>
         </w:tc>
@@ -2734,21 +2674,23 @@
           </w:tcPr>
           <w:p>
             <w:r>
-              <w:t>FLOAT</w:t>
+              <w:t>STRING</w:t>
             </w:r>
           </w:p>
         </w:tc>
         <w:tc>
           <w:tcPr>
             <w:tcW w:w="4288" w:type="dxa"/>
-            <w:hideMark/>
-          </w:tcPr>
-          <w:p>
-            <w:r>
-              <w:t xml:space="preserve">The probability that the provider will </w:t>
-            </w:r>
-            <w:r>
-              <w:t>opt-in</w:t>
+          </w:tcPr>
+          <w:p>
+            <w:r>
+              <w:t>Opt-in</w:t>
+            </w:r>
+            <w:r>
+              <w:t xml:space="preserve"> propensity</w:t>
+            </w:r>
+            <w:r>
+              <w:t xml:space="preserve"> category</w:t>
             </w:r>
           </w:p>
         </w:tc>
@@ -2766,7 +2708,7 @@
               <w:t>OPT_IN</w:t>
             </w:r>
             <w:r>
-              <w:t>_CATEGORY</w:t>
+              <w:t>_ORDER_WITHIN_CATEGORY</w:t>
             </w:r>
           </w:p>
         </w:tc>
@@ -2776,7 +2718,7 @@
           </w:tcPr>
           <w:p>
             <w:r>
-              <w:t>STRING</w:t>
+              <w:t>INT</w:t>
             </w:r>
           </w:p>
         </w:tc>
@@ -2786,10 +2728,13 @@
           </w:tcPr>
           <w:p>
             <w:r>
-              <w:t>Opt-in</w:t>
-            </w:r>
-            <w:r>
-              <w:t xml:space="preserve"> propensity</w:t>
+              <w:t xml:space="preserve">Opt-in </w:t>
+            </w:r>
+            <w:r>
+              <w:t xml:space="preserve">order within each </w:t>
+            </w:r>
+            <w:r>
+              <w:t>opt-in</w:t>
             </w:r>
             <w:r>
               <w:t xml:space="preserve"> category</w:t>
@@ -2807,10 +2752,7 @@
           </w:tcPr>
           <w:p>
             <w:r>
-              <w:t>OPT_IN</w:t>
-            </w:r>
-            <w:r>
-              <w:t>_ORDER_WITHIN_CATEGORY</w:t>
+              <w:t>CAMPAIGN_LEADS_RECOMMENDATION</w:t>
             </w:r>
           </w:p>
         </w:tc>
@@ -2830,16 +2772,7 @@
           </w:tcPr>
           <w:p>
             <w:r>
-              <w:t xml:space="preserve">Opt-in </w:t>
-            </w:r>
-            <w:r>
-              <w:t xml:space="preserve">order within each </w:t>
-            </w:r>
-            <w:r>
-              <w:t>opt-in</w:t>
-            </w:r>
-            <w:r>
-              <w:t xml:space="preserve"> category</w:t>
+              <w:t>Recommendation for provider to enter a campaign</w:t>
             </w:r>
           </w:p>
         </w:tc>
@@ -2854,7 +2787,7 @@
           </w:tcPr>
           <w:p>
             <w:r>
-              <w:t>CAMPAIGN_LEADS_RECOMMENDATION</w:t>
+              <w:t>CALL_TARGET_ORDER</w:t>
             </w:r>
           </w:p>
         </w:tc>
@@ -2874,7 +2807,7 @@
           </w:tcPr>
           <w:p>
             <w:r>
-              <w:t>Recommendation for provider to enter a campaign</w:t>
+              <w:t>Order within campaign recommendation</w:t>
             </w:r>
           </w:p>
         </w:tc>
@@ -2889,7 +2822,10 @@
           </w:tcPr>
           <w:p>
             <w:r>
-              <w:t>CALL_TARGET_ORDER</w:t>
+              <w:t>t</w:t>
+            </w:r>
+            <w:r>
+              <w:t>op_driver_1_name</w:t>
             </w:r>
           </w:p>
         </w:tc>
@@ -2899,7 +2835,7 @@
           </w:tcPr>
           <w:p>
             <w:r>
-              <w:t>INT</w:t>
+              <w:t>STRING</w:t>
             </w:r>
           </w:p>
         </w:tc>
@@ -2909,7 +2845,13 @@
           </w:tcPr>
           <w:p>
             <w:r>
-              <w:t>Order within campaign recommendation</w:t>
+              <w:t xml:space="preserve">Model top </w:t>
+            </w:r>
+            <w:r>
+              <w:t xml:space="preserve">opt-in </w:t>
+            </w:r>
+            <w:r>
+              <w:t>driver</w:t>
             </w:r>
           </w:p>
         </w:tc>
@@ -2924,10 +2866,7 @@
           </w:tcPr>
           <w:p>
             <w:r>
-              <w:t>t</w:t>
-            </w:r>
-            <w:r>
-              <w:t>op_driver_1_name</w:t>
+              <w:t>top_driver_1_value</w:t>
             </w:r>
           </w:p>
         </w:tc>
@@ -2937,7 +2876,7 @@
           </w:tcPr>
           <w:p>
             <w:r>
-              <w:t>STRING</w:t>
+              <w:t>FLOAT</w:t>
             </w:r>
           </w:p>
         </w:tc>
@@ -2950,10 +2889,10 @@
               <w:t xml:space="preserve">Model top </w:t>
             </w:r>
             <w:r>
-              <w:t xml:space="preserve">opt-in </w:t>
-            </w:r>
-            <w:r>
-              <w:t>driver</w:t>
+              <w:t>opt-in</w:t>
+            </w:r>
+            <w:r>
+              <w:t xml:space="preserve"> driver value </w:t>
             </w:r>
           </w:p>
         </w:tc>
@@ -2968,7 +2907,7 @@
           </w:tcPr>
           <w:p>
             <w:r>
-              <w:t>top_driver_1_value</w:t>
+              <w:t>Top_driver_2_name</w:t>
             </w:r>
           </w:p>
         </w:tc>
@@ -2978,7 +2917,7 @@
           </w:tcPr>
           <w:p>
             <w:r>
-              <w:t>FLOAT</w:t>
+              <w:t>STRING</w:t>
             </w:r>
           </w:p>
         </w:tc>
@@ -2988,13 +2927,22 @@
           </w:tcPr>
           <w:p>
             <w:r>
-              <w:t xml:space="preserve">Model top </w:t>
+              <w:t>Model 2</w:t>
+            </w:r>
+            <w:r>
+              <w:rPr>
+                <w:vertAlign w:val="superscript"/>
+              </w:rPr>
+              <w:t>nd</w:t>
+            </w:r>
+            <w:r>
+              <w:t xml:space="preserve"> </w:t>
             </w:r>
             <w:r>
               <w:t>opt-in</w:t>
             </w:r>
             <w:r>
-              <w:t xml:space="preserve"> driver value </w:t>
+              <w:t xml:space="preserve">  driver</w:t>
             </w:r>
           </w:p>
         </w:tc>
@@ -3009,7 +2957,13 @@
           </w:tcPr>
           <w:p>
             <w:r>
-              <w:t>Top_driver_2_name</w:t>
+              <w:t>top_driver_</w:t>
+            </w:r>
+            <w:r>
+              <w:t>2</w:t>
+            </w:r>
+            <w:r>
+              <w:t>_value</w:t>
             </w:r>
           </w:p>
         </w:tc>
@@ -3019,7 +2973,7 @@
           </w:tcPr>
           <w:p>
             <w:r>
-              <w:t>STRING</w:t>
+              <w:t>FLOAT</w:t>
             </w:r>
           </w:p>
         </w:tc>
@@ -3038,19 +2992,14 @@
               <w:t>nd</w:t>
             </w:r>
             <w:r>
-              <w:t xml:space="preserve"> </w:t>
-            </w:r>
-            <w:r>
-              <w:t>opt-</w:t>
-            </w:r>
-            <w:proofErr w:type="gramStart"/>
-            <w:r>
-              <w:t>in</w:t>
-            </w:r>
-            <w:r>
-              <w:t xml:space="preserve">  driver</w:t>
-            </w:r>
-            <w:proofErr w:type="gramEnd"/>
+              <w:t xml:space="preserve"> highest </w:t>
+            </w:r>
+            <w:r>
+              <w:t>opt-in</w:t>
+            </w:r>
+            <w:r>
+              <w:t xml:space="preserve"> driver value </w:t>
+            </w:r>
           </w:p>
         </w:tc>
       </w:tr>
@@ -3067,10 +3016,13 @@
               <w:t>top_driver_</w:t>
             </w:r>
             <w:r>
-              <w:t>2</w:t>
-            </w:r>
-            <w:r>
-              <w:t>_value</w:t>
+              <w:t>3</w:t>
+            </w:r>
+            <w:r>
+              <w:t>_</w:t>
+            </w:r>
+            <w:r>
+              <w:t>name</w:t>
             </w:r>
           </w:p>
         </w:tc>
@@ -3080,7 +3032,7 @@
           </w:tcPr>
           <w:p>
             <w:r>
-              <w:t>FLOAT</w:t>
+              <w:t>STRING</w:t>
             </w:r>
           </w:p>
         </w:tc>
@@ -3090,13 +3042,13 @@
           </w:tcPr>
           <w:p>
             <w:r>
-              <w:t>Model 2</w:t>
+              <w:t>Model 3</w:t>
             </w:r>
             <w:r>
               <w:rPr>
                 <w:vertAlign w:val="superscript"/>
               </w:rPr>
-              <w:t>nd</w:t>
+              <w:t>rd</w:t>
             </w:r>
             <w:r>
               <w:t xml:space="preserve"> highest </w:t>
@@ -3105,7 +3057,7 @@
               <w:t>opt-in</w:t>
             </w:r>
             <w:r>
-              <w:t xml:space="preserve"> driver value </w:t>
+              <w:t xml:space="preserve"> driver</w:t>
             </w:r>
           </w:p>
         </w:tc>
@@ -3126,10 +3078,7 @@
               <w:t>3</w:t>
             </w:r>
             <w:r>
-              <w:t>_</w:t>
-            </w:r>
-            <w:r>
-              <w:t>name</w:t>
+              <w:t>_value</w:t>
             </w:r>
           </w:p>
         </w:tc>
@@ -3139,7 +3088,7 @@
           </w:tcPr>
           <w:p>
             <w:r>
-              <w:t>STRING</w:t>
+              <w:t>FLOAT</w:t>
             </w:r>
           </w:p>
         </w:tc>
@@ -3158,13 +3107,13 @@
               <w:t>rd</w:t>
             </w:r>
             <w:r>
-              <w:t xml:space="preserve"> highest </w:t>
-            </w:r>
-            <w:r>
-              <w:t>opt-in</w:t>
-            </w:r>
-            <w:r>
-              <w:t xml:space="preserve"> driver</w:t>
+              <w:t xml:space="preserve"> highest</w:t>
+            </w:r>
+            <w:r>
+              <w:t xml:space="preserve"> opt-in</w:t>
+            </w:r>
+            <w:r>
+              <w:t xml:space="preserve"> value </w:t>
             </w:r>
           </w:p>
         </w:tc>
@@ -3182,10 +3131,13 @@
               <w:t>top_driver_</w:t>
             </w:r>
             <w:r>
-              <w:t>3</w:t>
-            </w:r>
-            <w:r>
-              <w:t>_value</w:t>
+              <w:t>4</w:t>
+            </w:r>
+            <w:r>
+              <w:t>_</w:t>
+            </w:r>
+            <w:r>
+              <w:t>name</w:t>
             </w:r>
           </w:p>
         </w:tc>
@@ -3195,7 +3147,7 @@
           </w:tcPr>
           <w:p>
             <w:r>
-              <w:t>FLOAT</w:t>
+              <w:t>STRING</w:t>
             </w:r>
           </w:p>
         </w:tc>
@@ -3205,22 +3157,22 @@
           </w:tcPr>
           <w:p>
             <w:r>
-              <w:t>Model 3</w:t>
+              <w:t>Model 4</w:t>
             </w:r>
             <w:r>
               <w:rPr>
                 <w:vertAlign w:val="superscript"/>
               </w:rPr>
-              <w:t>rd</w:t>
-            </w:r>
-            <w:r>
-              <w:t xml:space="preserve"> highest</w:t>
-            </w:r>
-            <w:r>
-              <w:t xml:space="preserve"> opt-in</w:t>
-            </w:r>
-            <w:r>
-              <w:t xml:space="preserve"> value </w:t>
+              <w:t>th</w:t>
+            </w:r>
+            <w:r>
+              <w:t xml:space="preserve"> highest </w:t>
+            </w:r>
+            <w:r>
+              <w:t>opt-in</w:t>
+            </w:r>
+            <w:r>
+              <w:t xml:space="preserve"> driver</w:t>
             </w:r>
           </w:p>
         </w:tc>
@@ -3241,10 +3193,7 @@
               <w:t>4</w:t>
             </w:r>
             <w:r>
-              <w:t>_</w:t>
-            </w:r>
-            <w:r>
-              <w:t>name</w:t>
+              <w:t>_value</w:t>
             </w:r>
           </w:p>
         </w:tc>
@@ -3254,7 +3203,7 @@
           </w:tcPr>
           <w:p>
             <w:r>
-              <w:t>STRING</w:t>
+              <w:t>FLOAT</w:t>
             </w:r>
           </w:p>
         </w:tc>
@@ -3276,10 +3225,10 @@
               <w:t xml:space="preserve"> highest </w:t>
             </w:r>
             <w:r>
-              <w:t>opt-in</w:t>
-            </w:r>
-            <w:r>
-              <w:t xml:space="preserve"> driver</w:t>
+              <w:t xml:space="preserve">opt-in </w:t>
+            </w:r>
+            <w:r>
+              <w:t xml:space="preserve">driver value </w:t>
             </w:r>
           </w:p>
         </w:tc>
@@ -3297,10 +3246,13 @@
               <w:t>top_driver_</w:t>
             </w:r>
             <w:r>
-              <w:t>4</w:t>
-            </w:r>
-            <w:r>
-              <w:t>_value</w:t>
+              <w:t>5</w:t>
+            </w:r>
+            <w:r>
+              <w:t>_</w:t>
+            </w:r>
+            <w:r>
+              <w:t>name</w:t>
             </w:r>
           </w:p>
         </w:tc>
@@ -3310,7 +3262,7 @@
           </w:tcPr>
           <w:p>
             <w:r>
-              <w:t>FLOAT</w:t>
+              <w:t>STRING</w:t>
             </w:r>
           </w:p>
         </w:tc>
@@ -3320,7 +3272,7 @@
           </w:tcPr>
           <w:p>
             <w:r>
-              <w:t>Model 4</w:t>
+              <w:t>Model 5</w:t>
             </w:r>
             <w:r>
               <w:rPr>
@@ -3332,10 +3284,10 @@
               <w:t xml:space="preserve"> highest </w:t>
             </w:r>
             <w:r>
-              <w:t xml:space="preserve">opt-in </w:t>
-            </w:r>
-            <w:r>
-              <w:t xml:space="preserve">driver value </w:t>
+              <w:t>opt-in</w:t>
+            </w:r>
+            <w:r>
+              <w:t xml:space="preserve"> driver</w:t>
             </w:r>
           </w:p>
         </w:tc>
@@ -3359,65 +3311,6 @@
               <w:t>_</w:t>
             </w:r>
             <w:r>
-              <w:t>name</w:t>
-            </w:r>
-          </w:p>
-        </w:tc>
-        <w:tc>
-          <w:tcPr>
-            <w:tcW w:w="1164" w:type="dxa"/>
-          </w:tcPr>
-          <w:p>
-            <w:r>
-              <w:t>STRING</w:t>
-            </w:r>
-          </w:p>
-        </w:tc>
-        <w:tc>
-          <w:tcPr>
-            <w:tcW w:w="4288" w:type="dxa"/>
-          </w:tcPr>
-          <w:p>
-            <w:r>
-              <w:t>Model 5</w:t>
-            </w:r>
-            <w:r>
-              <w:rPr>
-                <w:vertAlign w:val="superscript"/>
-              </w:rPr>
-              <w:t>th</w:t>
-            </w:r>
-            <w:r>
-              <w:t xml:space="preserve"> highest </w:t>
-            </w:r>
-            <w:r>
-              <w:t>opt-in</w:t>
-            </w:r>
-            <w:r>
-              <w:t xml:space="preserve"> driver</w:t>
-            </w:r>
-          </w:p>
-        </w:tc>
-      </w:tr>
-      <w:tr>
-        <w:trPr>
-          <w:trHeight w:val="297"/>
-        </w:trPr>
-        <w:tc>
-          <w:tcPr>
-            <w:tcW w:w="4173" w:type="dxa"/>
-          </w:tcPr>
-          <w:p>
-            <w:r>
-              <w:t>top_driver_</w:t>
-            </w:r>
-            <w:r>
-              <w:t>5</w:t>
-            </w:r>
-            <w:r>
-              <w:t>_</w:t>
-            </w:r>
-            <w:r>
               <w:t>driver</w:t>
             </w:r>
           </w:p>
@@ -3466,6 +3359,7 @@
         <w:pStyle w:val="Heading1"/>
       </w:pPr>
       <w:r>
+        <w:lastRenderedPageBreak/>
         <w:t>Model Monitoring</w:t>
       </w:r>
     </w:p>
@@ -3762,11 +3656,9 @@
             <w:tcW w:w="0" w:type="auto"/>
           </w:tcPr>
           <w:p>
-            <w:proofErr w:type="spellStart"/>
             <w:r>
               <w:t>XGBClassifier</w:t>
             </w:r>
-            <w:proofErr w:type="spellEnd"/>
           </w:p>
         </w:tc>
         <w:tc>
@@ -3876,11 +3768,9 @@
             <w:tcW w:w="0" w:type="auto"/>
           </w:tcPr>
           <w:p>
-            <w:proofErr w:type="spellStart"/>
             <w:r>
               <w:t>XGBClassifier</w:t>
             </w:r>
-            <w:proofErr w:type="spellEnd"/>
           </w:p>
         </w:tc>
         <w:tc>
@@ -3990,11 +3880,9 @@
             <w:tcW w:w="0" w:type="auto"/>
           </w:tcPr>
           <w:p>
-            <w:proofErr w:type="spellStart"/>
             <w:r>
               <w:t>XGBClassifier</w:t>
             </w:r>
-            <w:proofErr w:type="spellEnd"/>
           </w:p>
         </w:tc>
         <w:tc>
@@ -4109,15 +3997,7 @@
     </w:p>
     <w:p>
       <w:r>
-        <w:t xml:space="preserve">The retrained </w:t>
-      </w:r>
-      <w:proofErr w:type="spellStart"/>
-      <w:r>
-        <w:t>XGBClassifier</w:t>
-      </w:r>
-      <w:proofErr w:type="spellEnd"/>
-      <w:r>
-        <w:t xml:space="preserve"> model delivers substantially stronger lift than the Random Survival Forest production model across all provider segments. This confirms that Version 2.0 improves overall discrimination.</w:t>
+        <w:t>The retrained XGBClassifier model delivers substantially stronger lift than the Random Survival Forest production model across all provider segments. This confirms that Version 2.0 improves overall discrimination.</w:t>
       </w:r>
     </w:p>
     <w:tbl>
@@ -4237,13 +4117,8 @@
             <w:pPr>
               <w:spacing w:after="160" w:line="259" w:lineRule="auto"/>
             </w:pPr>
-            <w:proofErr w:type="spellStart"/>
-            <w:r>
-              <w:t>XGBClassifier</w:t>
-            </w:r>
-            <w:proofErr w:type="spellEnd"/>
-            <w:r>
-              <w:t>​</w:t>
+            <w:r>
+              <w:t>XGBClassifier​</w:t>
             </w:r>
           </w:p>
         </w:tc>
@@ -4497,23 +4372,7 @@
           <w:b/>
           <w:bCs/>
         </w:rPr>
-        <w:t>WORKSPACE_DS_</w:t>
-      </w:r>
-      <w:proofErr w:type="gramStart"/>
-      <w:r>
-        <w:rPr>
-          <w:b/>
-          <w:bCs/>
-        </w:rPr>
-        <w:t>OFFSHORE.MODEL.PSR</w:t>
-      </w:r>
-      <w:proofErr w:type="gramEnd"/>
-      <w:r>
-        <w:rPr>
-          <w:b/>
-          <w:bCs/>
-        </w:rPr>
-        <w:t>4_</w:t>
+        <w:t>WORKSPACE_DS_OFFSHORE.MODEL.PSR4_</w:t>
       </w:r>
       <w:r>
         <w:rPr>
@@ -4652,7 +4511,7 @@
                 <v:shape id="_x0000_i1075" type="#_x0000_t75" style="width:75pt;height:49.05pt" o:ole="">
                   <v:imagedata r:id="rId12" o:title=""/>
                 </v:shape>
-                <o:OLEObject Type="Embed" ProgID="Package" ShapeID="_x0000_i1075" DrawAspect="Icon" ObjectID="_1845811994" r:id="rId13"/>
+                <o:OLEObject Type="Embed" ProgID="Package" ShapeID="_x0000_i1075" DrawAspect="Icon" ObjectID="_1845812925" r:id="rId13"/>
               </w:object>
             </w:r>
           </w:p>
@@ -4679,7 +4538,7 @@
                 <v:shape id="_x0000_i1066" type="#_x0000_t75" style="width:75pt;height:49.05pt" o:ole="">
                   <v:imagedata r:id="rId14" o:title=""/>
                 </v:shape>
-                <o:OLEObject Type="Embed" ProgID="Package" ShapeID="_x0000_i1066" DrawAspect="Icon" ObjectID="_1845811995" r:id="rId15"/>
+                <o:OLEObject Type="Embed" ProgID="Package" ShapeID="_x0000_i1066" DrawAspect="Icon" ObjectID="_1845812926" r:id="rId15"/>
               </w:object>
             </w:r>
           </w:p>
@@ -4709,7 +4568,7 @@
                 <v:shape id="_x0000_i1064" type="#_x0000_t75" style="width:75pt;height:49.05pt" o:ole="">
                   <v:imagedata r:id="rId16" o:title=""/>
                 </v:shape>
-                <o:OLEObject Type="Embed" ProgID="Package" ShapeID="_x0000_i1064" DrawAspect="Icon" ObjectID="_1845811996" r:id="rId17"/>
+                <o:OLEObject Type="Embed" ProgID="Package" ShapeID="_x0000_i1064" DrawAspect="Icon" ObjectID="_1845812927" r:id="rId17"/>
               </w:object>
             </w:r>
           </w:p>
@@ -4737,7 +4596,7 @@
                 <v:shape id="_x0000_i1061" type="#_x0000_t75" style="width:75pt;height:49.05pt" o:ole="">
                   <v:imagedata r:id="rId18" o:title=""/>
                 </v:shape>
-                <o:OLEObject Type="Embed" ProgID="Package" ShapeID="_x0000_i1061" DrawAspect="Icon" ObjectID="_1845811997" r:id="rId19"/>
+                <o:OLEObject Type="Embed" ProgID="Package" ShapeID="_x0000_i1061" DrawAspect="Icon" ObjectID="_1845812928" r:id="rId19"/>
               </w:object>
             </w:r>
           </w:p>
@@ -4764,7 +4623,7 @@
                 <v:shape id="_x0000_i1062" type="#_x0000_t75" style="width:75pt;height:49.05pt" o:ole="">
                   <v:imagedata r:id="rId20" o:title=""/>
                 </v:shape>
-                <o:OLEObject Type="Embed" ProgID="Package" ShapeID="_x0000_i1062" DrawAspect="Icon" ObjectID="_1845811998" r:id="rId21"/>
+                <o:OLEObject Type="Embed" ProgID="Package" ShapeID="_x0000_i1062" DrawAspect="Icon" ObjectID="_1845812929" r:id="rId21"/>
               </w:object>
             </w:r>
           </w:p>
@@ -4791,7 +4650,7 @@
                 <v:shape id="_x0000_i1074" type="#_x0000_t75" style="width:75pt;height:49.05pt" o:ole="">
                   <v:imagedata r:id="rId22" o:title=""/>
                 </v:shape>
-                <o:OLEObject Type="Embed" ProgID="Package" ShapeID="_x0000_i1074" DrawAspect="Icon" ObjectID="_1845811999" r:id="rId23"/>
+                <o:OLEObject Type="Embed" ProgID="Package" ShapeID="_x0000_i1074" DrawAspect="Icon" ObjectID="_1845812930" r:id="rId23"/>
               </w:object>
             </w:r>
           </w:p>
@@ -4803,11 +4662,9 @@
             <w:tcW w:w="2111" w:type="dxa"/>
           </w:tcPr>
           <w:p>
-            <w:proofErr w:type="spellStart"/>
             <w:r>
               <w:t>Deciles_cutoffs</w:t>
             </w:r>
-            <w:proofErr w:type="spellEnd"/>
           </w:p>
         </w:tc>
         <w:tc>
@@ -4820,7 +4677,7 @@
                 <v:shape id="_x0000_i1070" type="#_x0000_t75" style="width:75pt;height:49.05pt" o:ole="">
                   <v:imagedata r:id="rId24" o:title=""/>
                 </v:shape>
-                <o:OLEObject Type="Embed" ProgID="Package" ShapeID="_x0000_i1070" DrawAspect="Icon" ObjectID="_1845812000" r:id="rId25"/>
+                <o:OLEObject Type="Embed" ProgID="Package" ShapeID="_x0000_i1070" DrawAspect="Icon" ObjectID="_1845812931" r:id="rId25"/>
               </w:object>
             </w:r>
           </w:p>
@@ -4847,7 +4704,7 @@
                 <v:shape id="_x0000_i1072" type="#_x0000_t75" style="width:75pt;height:49.05pt" o:ole="">
                   <v:imagedata r:id="rId26" o:title=""/>
                 </v:shape>
-                <o:OLEObject Type="Embed" ProgID="Package" ShapeID="_x0000_i1072" DrawAspect="Icon" ObjectID="_1845812001" r:id="rId27"/>
+                <o:OLEObject Type="Embed" ProgID="Package" ShapeID="_x0000_i1072" DrawAspect="Icon" ObjectID="_1845812932" r:id="rId27"/>
               </w:object>
             </w:r>
           </w:p>
